--- a/高中数学/高中数学同步/人教B版必修4 第9章 解三角形·转投暂存（2题）.docx
+++ b/高中数学/高中数学同步/人教B版必修4 第9章 解三角形·转投暂存（2题）.docx
@@ -3985,11 +3985,9 @@
       <w:r>
         <w:rPr>
           <w:rFonts w:ascii="Times New Roman" w:eastAsia="Times New Roman" w:hAnsi="Times New Roman" w:cs="Times New Roman"/>
-          <w:strike w:val="0"/>
           <w:kern w:val="0"/>
           <w:sz w:val="24"/>
           <w:szCs w:val="24"/>
-          <w:u w:val="none"/>
         </w:rPr>
         <w:drawing>
           <wp:inline>
@@ -4950,11 +4948,9 @@
       <w:r>
         <w:rPr>
           <w:rFonts w:ascii="Times New Roman" w:eastAsia="Times New Roman" w:hAnsi="Times New Roman" w:cs="Times New Roman"/>
-          <w:strike w:val="0"/>
           <w:kern w:val="0"/>
           <w:sz w:val="24"/>
           <w:szCs w:val="24"/>
-          <w:u w:val="none"/>
         </w:rPr>
         <w:drawing>
           <wp:inline>
@@ -5002,11 +4998,9 @@
       <w:r>
         <w:rPr>
           <w:rFonts w:ascii="Times New Roman" w:eastAsia="Times New Roman" w:hAnsi="Times New Roman" w:cs="Times New Roman"/>
-          <w:strike w:val="0"/>
           <w:kern w:val="0"/>
           <w:sz w:val="24"/>
           <w:szCs w:val="24"/>
-          <w:u w:val="none"/>
         </w:rPr>
         <w:drawing>
           <wp:inline>
@@ -5054,11 +5048,9 @@
       <w:r>
         <w:rPr>
           <w:rFonts w:ascii="Times New Roman" w:eastAsia="Times New Roman" w:hAnsi="Times New Roman" w:cs="Times New Roman"/>
-          <w:strike w:val="0"/>
           <w:kern w:val="0"/>
           <w:sz w:val="24"/>
           <w:szCs w:val="24"/>
-          <w:u w:val="none"/>
         </w:rPr>
         <w:drawing>
           <wp:inline>
@@ -5100,11 +5092,9 @@
       <w:r>
         <w:rPr>
           <w:rFonts w:ascii="Times New Roman" w:eastAsia="Times New Roman" w:hAnsi="Times New Roman" w:cs="Times New Roman"/>
-          <w:strike w:val="0"/>
           <w:kern w:val="0"/>
           <w:sz w:val="24"/>
           <w:szCs w:val="24"/>
-          <w:u w:val="none"/>
         </w:rPr>
         <w:drawing>
           <wp:inline>
@@ -5168,11 +5158,9 @@
       <w:r>
         <w:rPr>
           <w:rFonts w:ascii="Times New Roman" w:eastAsia="Times New Roman" w:hAnsi="Times New Roman" w:cs="Times New Roman"/>
-          <w:strike w:val="0"/>
           <w:kern w:val="0"/>
           <w:sz w:val="24"/>
           <w:szCs w:val="24"/>
-          <w:u w:val="none"/>
         </w:rPr>
         <w:drawing>
           <wp:inline>
@@ -5214,11 +5202,9 @@
       <w:r>
         <w:rPr>
           <w:rFonts w:ascii="Times New Roman" w:eastAsia="Times New Roman" w:hAnsi="Times New Roman" w:cs="Times New Roman"/>
-          <w:strike w:val="0"/>
           <w:kern w:val="0"/>
           <w:sz w:val="24"/>
           <w:szCs w:val="24"/>
-          <w:u w:val="none"/>
         </w:rPr>
         <w:drawing>
           <wp:inline>
@@ -5260,11 +5246,9 @@
       <w:r>
         <w:rPr>
           <w:rFonts w:ascii="Times New Roman" w:eastAsia="Times New Roman" w:hAnsi="Times New Roman" w:cs="Times New Roman"/>
-          <w:strike w:val="0"/>
           <w:kern w:val="0"/>
           <w:sz w:val="24"/>
           <w:szCs w:val="24"/>
-          <w:u w:val="none"/>
         </w:rPr>
         <w:drawing>
           <wp:inline>
@@ -5338,11 +5322,9 @@
       <w:r>
         <w:rPr>
           <w:rFonts w:ascii="Times New Roman" w:eastAsia="Times New Roman" w:hAnsi="Times New Roman" w:cs="Times New Roman"/>
-          <w:strike w:val="0"/>
           <w:kern w:val="0"/>
           <w:sz w:val="24"/>
           <w:szCs w:val="24"/>
-          <w:u w:val="none"/>
         </w:rPr>
         <w:drawing>
           <wp:inline>
@@ -5384,11 +5366,9 @@
       <w:r>
         <w:rPr>
           <w:rFonts w:ascii="Times New Roman" w:eastAsia="Times New Roman" w:hAnsi="Times New Roman" w:cs="Times New Roman"/>
-          <w:strike w:val="0"/>
           <w:kern w:val="0"/>
           <w:sz w:val="24"/>
           <w:szCs w:val="24"/>
-          <w:u w:val="none"/>
         </w:rPr>
         <w:drawing>
           <wp:inline>
@@ -5452,11 +5432,9 @@
       <w:r>
         <w:rPr>
           <w:rFonts w:ascii="Times New Roman" w:eastAsia="Times New Roman" w:hAnsi="Times New Roman" w:cs="Times New Roman"/>
-          <w:strike w:val="0"/>
           <w:kern w:val="0"/>
           <w:sz w:val="24"/>
           <w:szCs w:val="24"/>
-          <w:u w:val="none"/>
         </w:rPr>
         <w:drawing>
           <wp:inline>
@@ -5504,11 +5482,9 @@
       <w:r>
         <w:rPr>
           <w:rFonts w:ascii="Times New Roman" w:eastAsia="Times New Roman" w:hAnsi="Times New Roman" w:cs="Times New Roman"/>
-          <w:strike w:val="0"/>
           <w:kern w:val="0"/>
           <w:sz w:val="24"/>
           <w:szCs w:val="24"/>
-          <w:u w:val="none"/>
         </w:rPr>
         <w:drawing>
           <wp:inline>
@@ -5572,11 +5548,9 @@
       <w:r>
         <w:rPr>
           <w:rFonts w:ascii="Times New Roman" w:eastAsia="Times New Roman" w:hAnsi="Times New Roman" w:cs="Times New Roman"/>
-          <w:strike w:val="0"/>
           <w:kern w:val="0"/>
           <w:sz w:val="24"/>
           <w:szCs w:val="24"/>
-          <w:u w:val="none"/>
         </w:rPr>
         <w:drawing>
           <wp:inline>
@@ -5624,11 +5598,9 @@
       <w:r>
         <w:rPr>
           <w:rFonts w:ascii="Times New Roman" w:eastAsia="Times New Roman" w:hAnsi="Times New Roman" w:cs="Times New Roman"/>
-          <w:strike w:val="0"/>
           <w:kern w:val="0"/>
           <w:sz w:val="24"/>
           <w:szCs w:val="24"/>
-          <w:u w:val="none"/>
         </w:rPr>
         <w:drawing>
           <wp:inline>
@@ -5676,11 +5648,9 @@
       <w:r>
         <w:rPr>
           <w:rFonts w:ascii="Times New Roman" w:eastAsia="Times New Roman" w:hAnsi="Times New Roman" w:cs="Times New Roman"/>
-          <w:strike w:val="0"/>
           <w:kern w:val="0"/>
           <w:sz w:val="24"/>
           <w:szCs w:val="24"/>
-          <w:u w:val="none"/>
         </w:rPr>
         <w:drawing>
           <wp:inline>
@@ -5753,10 +5723,10 @@
       </w:r>
     </w:p>
     <w:sectPr>
-      <w:footerReference w:type="even" r:id="rId24"/>
-      <w:footerReference w:type="default" r:id="rId25"/>
-      <w:pgSz w:w="11907" w:h="16839" w:code="9"/>
-      <w:pgMar w:top="1440" w:right="1800" w:bottom="1440" w:left="1800" w:header="851" w:footer="425" w:gutter="0"/>
+      <w:footerReference w:type="default" r:id="rId24"/>
+      <w:pgSz w:w="11906" w:h="16838"/>
+      <w:pgMar w:top="850" w:right="850" w:bottom="850" w:left="850" w:header="850" w:footer="850" w:gutter="0"/>
+      <w:pgNumType w:start="1"/>
       <w:cols w:sep="1" w:space="425"/>
       <w:docGrid w:type="lines" w:linePitch="312"/>
     </w:sectPr>
@@ -5784,224 +5754,62 @@
 </file>
 
 <file path=word/footer1.xml><?xml version="1.0" encoding="utf-8"?>
-<w:ftr xmlns:wpc="http://schemas.microsoft.com/office/word/2010/wordprocessingCanvas" xmlns:cx="http://schemas.microsoft.com/office/drawing/2014/chartex" xmlns:cx1="http://schemas.microsoft.com/office/drawing/2015/9/8/chartex" xmlns:cx2="http://schemas.microsoft.com/office/drawing/2015/10/21/chartex" xmlns:cx3="http://schemas.microsoft.com/office/drawing/2016/5/9/chartex" xmlns:cx4="http://schemas.microsoft.com/office/drawing/2016/5/10/chartex" xmlns:cx5="http://schemas.microsoft.com/office/drawing/2016/5/11/chartex" xmlns:cx6="http://schemas.microsoft.com/office/drawing/2016/5/12/chartex" xmlns:cx7="http://schemas.microsoft.com/office/drawing/2016/5/13/chartex" xmlns:cx8="http://schemas.microsoft.com/office/drawing/2016/5/14/chartex" xmlns:mc="http://schemas.openxmlformats.org/markup-compatibility/2006" xmlns:aink="http://schemas.microsoft.com/office/drawing/2016/ink" xmlns:am3d="http://schemas.microsoft.com/office/drawing/2017/model3d" xmlns:o="urn:schemas-microsoft-com:office:office" xmlns:oel="http://schemas.microsoft.com/office/2019/extlst" xmlns:r="http://schemas.openxmlformats.org/officeDocument/2006/relationships" xmlns:m="http://schemas.openxmlformats.org/officeDocument/2006/math" xmlns:v="urn:schemas-microsoft-com:vml" xmlns:wp14="http://schemas.microsoft.com/office/word/2010/wordprocessingDrawing" xmlns:wp="http://schemas.openxmlformats.org/drawingml/2006/wordprocessingDrawing" xmlns:w10="urn:schemas-microsoft-com:office:word" xmlns:w="http://schemas.openxmlformats.org/wordprocessingml/2006/main" xmlns:w14="http://schemas.microsoft.com/office/word/2010/wordml" xmlns:w15="http://schemas.microsoft.com/office/word/2012/wordml" xmlns:w16cex="http://schemas.microsoft.com/office/word/2018/wordml/cex" xmlns:w16cid="http://schemas.microsoft.com/office/word/2016/wordml/cid" xmlns:w16="http://schemas.microsoft.com/office/word/2018/wordml" xmlns:w16sdtdh="http://schemas.microsoft.com/office/word/2020/wordml/sdtdatahash" xmlns:w16se="http://schemas.microsoft.com/office/word/2015/wordml/symex" xmlns:wpg="http://schemas.microsoft.com/office/word/2010/wordprocessingGroup" xmlns:wpi="http://schemas.microsoft.com/office/word/2010/wordprocessingInk" xmlns:wne="http://schemas.microsoft.com/office/word/2006/wordml" xmlns:wps="http://schemas.microsoft.com/office/word/2010/wordprocessingShape" mc:Ignorable="w14 w15 w16se w16cid w16 w16cex w16sdtdh wp14">
+<w:ftr xmlns:w="http://schemas.openxmlformats.org/wordprocessingml/2006/main" xmlns:r="http://schemas.openxmlformats.org/officeDocument/2006/relationships">
   <w:p>
     <w:pPr>
       <w:jc w:val="center"/>
     </w:pPr>
     <w:r>
       <w:rPr>
-        <w:rFonts w:hint="eastAsia"/>
+        <w:rFonts w:ascii="Times New Roman" w:hAnsi="Times New Roman" w:eastAsia="宋体"/>
+        <w:sz w:val="21"/>
+        <w:szCs w:val="21"/>
       </w:rPr>
-      <w:t>试卷第</w:t>
-    </w:r>
-    <w:r>
-      <w:fldChar w:fldCharType="begin"/>
-    </w:r>
-    <w:r>
-      <w:instrText xml:space="preserve"> =</w:instrText>
-    </w:r>
-    <w:r>
-      <w:fldChar w:fldCharType="begin"/>
-    </w:r>
-    <w:r>
-      <w:instrText xml:space="preserve">page  </w:instrText>
-    </w:r>
-    <w:r>
-      <w:fldChar w:fldCharType="separate"/>
+      <w:t xml:space="preserve">第9章·转投　</w:t>
     </w:r>
     <w:r>
       <w:rPr>
-        <w:noProof/>
+        <w:rFonts w:ascii="Times New Roman" w:hAnsi="Times New Roman" w:eastAsia="宋体"/>
+        <w:sz w:val="21"/>
+        <w:szCs w:val="21"/>
       </w:rPr>
-      <w:instrText>12</w:instrText>
+      <w:t xml:space="preserve">第</w:t>
     </w:r>
+    <w:fldSimple w:instr=" PAGE ">
+      <w:r>
+        <w:rPr>
+          <w:rFonts w:ascii="Times New Roman" w:hAnsi="Times New Roman" w:eastAsia="宋体"/>
+          <w:sz w:val="21"/>
+          <w:szCs w:val="21"/>
+        </w:rPr>
+        <w:t xml:space="preserve">1</w:t>
+      </w:r>
+    </w:fldSimple>
     <w:r>
       <w:rPr>
-        <w:noProof/>
+        <w:rFonts w:ascii="Times New Roman" w:hAnsi="Times New Roman" w:eastAsia="宋体"/>
+        <w:sz w:val="21"/>
+        <w:szCs w:val="21"/>
       </w:rPr>
-      <w:fldChar w:fldCharType="end"/>
+      <w:t xml:space="preserve">页（共</w:t>
     </w:r>
-    <w:r>
-      <w:instrText xml:space="preserve"> </w:instrText>
-    </w:r>
-    <w:r>
-      <w:fldChar w:fldCharType="separate"/>
-    </w:r>
+    <w:fldSimple w:instr=" NUMPAGES ">
+      <w:r>
+        <w:rPr>
+          <w:rFonts w:ascii="Times New Roman" w:hAnsi="Times New Roman" w:eastAsia="宋体"/>
+          <w:sz w:val="21"/>
+          <w:szCs w:val="21"/>
+        </w:rPr>
+        <w:t xml:space="preserve">1</w:t>
+      </w:r>
+    </w:fldSimple>
     <w:r>
       <w:rPr>
-        <w:noProof/>
+        <w:rFonts w:ascii="Times New Roman" w:hAnsi="Times New Roman" w:eastAsia="宋体"/>
+        <w:sz w:val="21"/>
+        <w:szCs w:val="21"/>
       </w:rPr>
-      <w:t>12</w:t>
-    </w:r>
-    <w:r>
-      <w:fldChar w:fldCharType="end"/>
-    </w:r>
-    <w:r>
-      <w:rPr>
-        <w:rFonts w:hint="eastAsia"/>
-      </w:rPr>
-      <w:t>页，共</w:t>
-    </w:r>
-    <w:r>
-      <w:fldChar w:fldCharType="begin"/>
-    </w:r>
-    <w:r>
-      <w:instrText xml:space="preserve"> =</w:instrText>
-    </w:r>
-    <w:r>
-      <w:fldChar w:fldCharType="begin"/>
-    </w:r>
-    <w:r>
-      <w:instrText xml:space="preserve">sectionpages  </w:instrText>
-    </w:r>
-    <w:r>
-      <w:fldChar w:fldCharType="separate"/>
-    </w:r>
-    <w:r>
-      <w:rPr>
-        <w:noProof/>
-      </w:rPr>
-      <w:instrText>13</w:instrText>
-    </w:r>
-    <w:r>
-      <w:rPr>
-        <w:noProof/>
-      </w:rPr>
-      <w:fldChar w:fldCharType="end"/>
-    </w:r>
-    <w:r>
-      <w:instrText xml:space="preserve"> </w:instrText>
-    </w:r>
-    <w:r>
-      <w:fldChar w:fldCharType="separate"/>
-    </w:r>
-    <w:r>
-      <w:rPr>
-        <w:noProof/>
-      </w:rPr>
-      <w:t>13</w:t>
-    </w:r>
-    <w:r>
-      <w:fldChar w:fldCharType="end"/>
-    </w:r>
-    <w:r>
-      <w:rPr>
-        <w:rFonts w:hint="eastAsia"/>
-      </w:rPr>
-      <w:t>页</w:t>
-    </w:r>
-  </w:p>
-</w:ftr>
-</file>
-
-<file path=word/footer2.xml><?xml version="1.0" encoding="utf-8"?>
-<w:ftr xmlns:wpc="http://schemas.microsoft.com/office/word/2010/wordprocessingCanvas" xmlns:cx="http://schemas.microsoft.com/office/drawing/2014/chartex" xmlns:cx1="http://schemas.microsoft.com/office/drawing/2015/9/8/chartex" xmlns:cx2="http://schemas.microsoft.com/office/drawing/2015/10/21/chartex" xmlns:cx3="http://schemas.microsoft.com/office/drawing/2016/5/9/chartex" xmlns:cx4="http://schemas.microsoft.com/office/drawing/2016/5/10/chartex" xmlns:cx5="http://schemas.microsoft.com/office/drawing/2016/5/11/chartex" xmlns:cx6="http://schemas.microsoft.com/office/drawing/2016/5/12/chartex" xmlns:cx7="http://schemas.microsoft.com/office/drawing/2016/5/13/chartex" xmlns:cx8="http://schemas.microsoft.com/office/drawing/2016/5/14/chartex" xmlns:mc="http://schemas.openxmlformats.org/markup-compatibility/2006" xmlns:aink="http://schemas.microsoft.com/office/drawing/2016/ink" xmlns:am3d="http://schemas.microsoft.com/office/drawing/2017/model3d" xmlns:o="urn:schemas-microsoft-com:office:office" xmlns:oel="http://schemas.microsoft.com/office/2019/extlst" xmlns:r="http://schemas.openxmlformats.org/officeDocument/2006/relationships" xmlns:m="http://schemas.openxmlformats.org/officeDocument/2006/math" xmlns:v="urn:schemas-microsoft-com:vml" xmlns:wp14="http://schemas.microsoft.com/office/word/2010/wordprocessingDrawing" xmlns:wp="http://schemas.openxmlformats.org/drawingml/2006/wordprocessingDrawing" xmlns:w10="urn:schemas-microsoft-com:office:word" xmlns:w="http://schemas.openxmlformats.org/wordprocessingml/2006/main" xmlns:w14="http://schemas.microsoft.com/office/word/2010/wordml" xmlns:w15="http://schemas.microsoft.com/office/word/2012/wordml" xmlns:w16cex="http://schemas.microsoft.com/office/word/2018/wordml/cex" xmlns:w16cid="http://schemas.microsoft.com/office/word/2016/wordml/cid" xmlns:w16="http://schemas.microsoft.com/office/word/2018/wordml" xmlns:w16sdtdh="http://schemas.microsoft.com/office/word/2020/wordml/sdtdatahash" xmlns:w16se="http://schemas.microsoft.com/office/word/2015/wordml/symex" xmlns:wpg="http://schemas.microsoft.com/office/word/2010/wordprocessingGroup" xmlns:wpi="http://schemas.microsoft.com/office/word/2010/wordprocessingInk" xmlns:wne="http://schemas.microsoft.com/office/word/2006/wordml" xmlns:wps="http://schemas.microsoft.com/office/word/2010/wordprocessingShape" mc:Ignorable="w14 w15 w16se w16cid w16 w16cex w16sdtdh wp14">
-  <w:p>
-    <w:pPr>
-      <w:jc w:val="center"/>
-    </w:pPr>
-    <w:r>
-      <w:rPr>
-        <w:rFonts w:hint="eastAsia"/>
-      </w:rPr>
-      <w:t>试卷第</w:t>
-    </w:r>
-    <w:r>
-      <w:fldChar w:fldCharType="begin"/>
-    </w:r>
-    <w:r>
-      <w:instrText xml:space="preserve"> =</w:instrText>
-    </w:r>
-    <w:r>
-      <w:fldChar w:fldCharType="begin"/>
-    </w:r>
-    <w:r>
-      <w:instrText xml:space="preserve">page  </w:instrText>
-    </w:r>
-    <w:r>
-      <w:fldChar w:fldCharType="separate"/>
-    </w:r>
-    <w:r>
-      <w:rPr>
-        <w:noProof/>
-      </w:rPr>
-      <w:instrText>13</w:instrText>
-    </w:r>
-    <w:r>
-      <w:rPr>
-        <w:noProof/>
-      </w:rPr>
-      <w:fldChar w:fldCharType="end"/>
-    </w:r>
-    <w:r>
-      <w:instrText xml:space="preserve"> </w:instrText>
-    </w:r>
-    <w:r>
-      <w:fldChar w:fldCharType="separate"/>
-    </w:r>
-    <w:r>
-      <w:rPr>
-        <w:noProof/>
-      </w:rPr>
-      <w:t>13</w:t>
-    </w:r>
-    <w:r>
-      <w:fldChar w:fldCharType="end"/>
-    </w:r>
-    <w:r>
-      <w:rPr>
-        <w:rFonts w:hint="eastAsia"/>
-      </w:rPr>
-      <w:t>页，共</w:t>
-    </w:r>
-    <w:r>
-      <w:fldChar w:fldCharType="begin"/>
-    </w:r>
-    <w:r>
-      <w:instrText xml:space="preserve"> =</w:instrText>
-    </w:r>
-    <w:r>
-      <w:fldChar w:fldCharType="begin"/>
-    </w:r>
-    <w:r>
-      <w:instrText xml:space="preserve">sectionpages  </w:instrText>
-    </w:r>
-    <w:r>
-      <w:fldChar w:fldCharType="separate"/>
-    </w:r>
-    <w:r>
-      <w:rPr>
-        <w:noProof/>
-      </w:rPr>
-      <w:instrText>13</w:instrText>
-    </w:r>
-    <w:r>
-      <w:rPr>
-        <w:noProof/>
-      </w:rPr>
-      <w:fldChar w:fldCharType="end"/>
-    </w:r>
-    <w:r>
-      <w:instrText xml:space="preserve"> </w:instrText>
-    </w:r>
-    <w:r>
-      <w:fldChar w:fldCharType="separate"/>
-    </w:r>
-    <w:r>
-      <w:rPr>
-        <w:noProof/>
-      </w:rPr>
-      <w:t>13</w:t>
-    </w:r>
-    <w:r>
-      <w:fldChar w:fldCharType="end"/>
-    </w:r>
-    <w:r>
-      <w:rPr>
-        <w:rFonts w:hint="eastAsia"/>
-      </w:rPr>
-      <w:t>页</w:t>
+      <w:t xml:space="preserve">页）</w:t>
     </w:r>
   </w:p>
 </w:ftr>

--- a/高中数学/高中数学同步/人教B版必修4 第9章 解三角形·转投暂存（2题）.docx
+++ b/高中数学/高中数学同步/人教B版必修4 第9章 解三角形·转投暂存（2题）.docx
@@ -3,6 +3,9 @@
 <w:document xmlns:wpc="http://schemas.microsoft.com/office/word/2010/wordprocessingCanvas" xmlns:cx="http://schemas.microsoft.com/office/drawing/2014/chartex" xmlns:cx1="http://schemas.microsoft.com/office/drawing/2015/9/8/chartex" xmlns:cx2="http://schemas.microsoft.com/office/drawing/2015/10/21/chartex" xmlns:cx3="http://schemas.microsoft.com/office/drawing/2016/5/9/chartex" xmlns:cx4="http://schemas.microsoft.com/office/drawing/2016/5/10/chartex" xmlns:cx5="http://schemas.microsoft.com/office/drawing/2016/5/11/chartex" xmlns:cx6="http://schemas.microsoft.com/office/drawing/2016/5/12/chartex" xmlns:cx7="http://schemas.microsoft.com/office/drawing/2016/5/13/chartex" xmlns:cx8="http://schemas.microsoft.com/office/drawing/2016/5/14/chartex" xmlns:mc="http://schemas.openxmlformats.org/markup-compatibility/2006" xmlns:aink="http://schemas.microsoft.com/office/drawing/2016/ink" xmlns:am3d="http://schemas.microsoft.com/office/drawing/2017/model3d" xmlns:o="urn:schemas-microsoft-com:office:office" xmlns:oel="http://schemas.microsoft.com/office/2019/extlst" xmlns:r="http://schemas.openxmlformats.org/officeDocument/2006/relationships" xmlns:m="http://schemas.openxmlformats.org/officeDocument/2006/math" xmlns:v="urn:schemas-microsoft-com:vml" xmlns:wp14="http://schemas.microsoft.com/office/word/2010/wordprocessingDrawing" xmlns:wp="http://schemas.openxmlformats.org/drawingml/2006/wordprocessingDrawing" xmlns:w10="urn:schemas-microsoft-com:office:word" xmlns:w="http://schemas.openxmlformats.org/wordprocessingml/2006/main" xmlns:w14="http://schemas.microsoft.com/office/word/2010/wordml" xmlns:w15="http://schemas.microsoft.com/office/word/2012/wordml" xmlns:w16cex="http://schemas.microsoft.com/office/word/2018/wordml/cex" xmlns:w16cid="http://schemas.microsoft.com/office/word/2016/wordml/cid" xmlns:w16="http://schemas.microsoft.com/office/word/2018/wordml" xmlns:w16sdtdh="http://schemas.microsoft.com/office/word/2020/wordml/sdtdatahash" xmlns:w16se="http://schemas.microsoft.com/office/word/2015/wordml/symex" xmlns:wpg="http://schemas.microsoft.com/office/word/2010/wordprocessingGroup" xmlns:wpi="http://schemas.microsoft.com/office/word/2010/wordprocessingInk" xmlns:wne="http://schemas.microsoft.com/office/word/2006/wordml" xmlns:wps="http://schemas.microsoft.com/office/word/2010/wordprocessingShape" mc:Ignorable="w14 w15 w16se w16cid w16 w16cex w16sdtdh wp14">
   <w:body>
     <w:p>
+      <w:pPr>
+        <w:spacing w:before="0" w:after="0" w:line="300" w:lineRule="auto"/>
+      </w:pPr>
       <w:r>
         <w:rPr>
           <w:b/>
@@ -12,6 +15,7 @@
     </w:p>
     <w:p>
       <w:pPr>
+        <w:spacing w:before="0" w:after="0" w:line="300" w:lineRule="auto"/>
         <w:jc w:val="left"/>
       </w:pPr>
       <w:r>
@@ -24,7 +28,7 @@
     </w:p>
     <w:p>
       <w:pPr>
-        <w:spacing w:line="360" w:lineRule="auto"/>
+        <w:spacing w:line="300" w:lineRule="auto" w:before="0" w:after="0"/>
         <w:jc w:val="left"/>
       </w:pPr>
       <w:r>
@@ -159,7 +163,7 @@
     </w:p>
     <w:p>
       <w:pPr>
-        <w:spacing w:line="360" w:lineRule="auto"/>
+        <w:spacing w:line="300" w:lineRule="auto" w:before="0" w:after="0"/>
         <w:jc w:val="left"/>
       </w:pPr>
       <w:r>
@@ -189,7 +193,7 @@
     </w:p>
     <w:p>
       <w:pPr>
-        <w:spacing w:line="360" w:lineRule="auto"/>
+        <w:spacing w:line="300" w:lineRule="auto" w:before="0" w:after="0"/>
         <w:jc w:val="left"/>
       </w:pPr>
       <w:r>
@@ -201,7 +205,7 @@
     </w:p>
     <w:p>
       <w:pPr>
-        <w:spacing w:line="360" w:lineRule="auto"/>
+        <w:spacing w:line="300" w:lineRule="auto" w:before="0" w:after="0"/>
         <w:jc w:val="left"/>
       </w:pPr>
       <w:r>
@@ -210,7 +214,7 @@
     </w:p>
     <w:p>
       <w:pPr>
-        <w:spacing w:line="360" w:lineRule="auto"/>
+        <w:spacing w:line="300" w:lineRule="auto" w:before="0" w:after="0"/>
         <w:jc w:val="left"/>
       </w:pPr>
       <w:r>
@@ -385,7 +389,7 @@
     </w:p>
     <w:p>
       <w:pPr>
-        <w:spacing w:line="360" w:lineRule="auto"/>
+        <w:spacing w:line="300" w:lineRule="auto" w:before="0" w:after="0"/>
         <w:jc w:val="left"/>
       </w:pPr>
       <w:r>
@@ -629,7 +633,7 @@
     </w:p>
     <w:p>
       <w:pPr>
-        <w:spacing w:line="360" w:lineRule="auto"/>
+        <w:spacing w:line="300" w:lineRule="auto" w:before="0" w:after="0"/>
         <w:jc w:val="left"/>
       </w:pPr>
       <w:r>
@@ -879,7 +883,7 @@
     </w:p>
     <w:p>
       <w:pPr>
-        <w:spacing w:line="360" w:lineRule="auto"/>
+        <w:spacing w:line="300" w:lineRule="auto" w:before="0" w:after="0"/>
         <w:jc w:val="left"/>
       </w:pPr>
       <w:r>
@@ -1175,7 +1179,7 @@
     </w:p>
     <w:p>
       <w:pPr>
-        <w:spacing w:line="360" w:lineRule="auto"/>
+        <w:spacing w:line="300" w:lineRule="auto" w:before="0" w:after="0"/>
         <w:jc w:val="left"/>
       </w:pPr>
       <m:oMath>
@@ -1798,7 +1802,7 @@
     </w:p>
     <w:p>
       <w:pPr>
-        <w:spacing w:line="360" w:lineRule="auto"/>
+        <w:spacing w:line="300" w:lineRule="auto" w:before="0" w:after="0"/>
         <w:jc w:val="left"/>
       </w:pPr>
       <m:oMath>
@@ -2156,7 +2160,7 @@
     </w:p>
     <w:p>
       <w:pPr>
-        <w:spacing w:line="360" w:lineRule="auto"/>
+        <w:spacing w:line="300" w:lineRule="auto" w:before="0" w:after="0"/>
         <w:jc w:val="left"/>
       </w:pPr>
       <w:r>
@@ -2342,7 +2346,7 @@
     </w:p>
     <w:p>
       <w:pPr>
-        <w:spacing w:line="360" w:lineRule="auto"/>
+        <w:spacing w:line="300" w:lineRule="auto" w:before="0" w:after="0"/>
         <w:jc w:val="left"/>
       </w:pPr>
       <w:r>
@@ -2415,7 +2419,7 @@
     </w:p>
     <w:p>
       <w:pPr>
-        <w:spacing w:line="360" w:lineRule="auto"/>
+        <w:spacing w:line="300" w:lineRule="auto" w:before="0" w:after="0"/>
         <w:jc w:val="left"/>
       </w:pPr>
       <w:r>
@@ -2448,6 +2452,7 @@
     </w:p>
     <w:p>
       <w:pPr>
+        <w:spacing w:before="0" w:after="0" w:line="300" w:lineRule="auto"/>
         <w:jc w:val="left"/>
       </w:pPr>
       <w:r>
@@ -2461,7 +2466,7 @@
     <w:p>
       <w:pPr>
         <w:shd w:val="clear" w:color="auto" w:fill="auto"/>
-        <w:spacing w:line="360" w:lineRule="auto"/>
+        <w:spacing w:line="300" w:lineRule="auto" w:before="0" w:after="0"/>
         <w:jc w:val="left"/>
         <w:rPr>
           <w:sz w:val="21"/>
@@ -2747,7 +2752,7 @@
     <w:p>
       <w:pPr>
         <w:shd w:val="clear" w:color="auto" w:fill="auto"/>
-        <w:spacing w:line="360" w:lineRule="auto"/>
+        <w:spacing w:line="300" w:lineRule="auto" w:before="0" w:after="0"/>
         <w:jc w:val="left"/>
         <w:rPr>
           <w:sz w:val="21"/>
@@ -2800,7 +2805,7 @@
     <w:p>
       <w:pPr>
         <w:shd w:val="clear" w:color="auto" w:fill="auto"/>
-        <w:spacing w:line="360" w:lineRule="auto"/>
+        <w:spacing w:line="300" w:lineRule="auto" w:before="0" w:after="0"/>
         <w:jc w:val="left"/>
         <w:rPr>
           <w:sz w:val="21"/>
@@ -2816,7 +2821,7 @@
     <w:p>
       <w:pPr>
         <w:shd w:val="clear" w:color="auto" w:fill="auto"/>
-        <w:spacing w:line="360" w:lineRule="auto"/>
+        <w:spacing w:line="300" w:lineRule="auto" w:before="0" w:after="0"/>
         <w:jc w:val="left"/>
         <w:rPr>
           <w:sz w:val="21"/>
@@ -2832,7 +2837,7 @@
     <w:p>
       <w:pPr>
         <w:shd w:val="clear" w:color="auto" w:fill="auto"/>
-        <w:spacing w:line="360" w:lineRule="auto"/>
+        <w:spacing w:line="300" w:lineRule="auto" w:before="0" w:after="0"/>
         <w:jc w:val="left"/>
         <w:rPr>
           <w:sz w:val="21"/>
@@ -3178,7 +3183,7 @@
     <w:p>
       <w:pPr>
         <w:shd w:val="clear" w:color="auto" w:fill="auto"/>
-        <w:spacing w:line="360" w:lineRule="auto"/>
+        <w:spacing w:line="300" w:lineRule="auto" w:before="0" w:after="0"/>
         <w:jc w:val="left"/>
         <w:rPr>
           <w:sz w:val="21"/>
@@ -3272,7 +3277,7 @@
     <w:p>
       <w:pPr>
         <w:shd w:val="clear" w:color="auto" w:fill="auto"/>
-        <w:spacing w:line="360" w:lineRule="auto"/>
+        <w:spacing w:line="300" w:lineRule="auto" w:before="0" w:after="0"/>
         <w:jc w:val="left"/>
         <w:rPr>
           <w:sz w:val="21"/>
@@ -3369,7 +3374,7 @@
     <w:p>
       <w:pPr>
         <w:shd w:val="clear" w:color="auto" w:fill="auto"/>
-        <w:spacing w:line="360" w:lineRule="auto"/>
+        <w:spacing w:line="300" w:lineRule="auto" w:before="0" w:after="0"/>
         <w:jc w:val="left"/>
         <w:rPr>
           <w:sz w:val="21"/>
@@ -3512,7 +3517,7 @@
     <w:p>
       <w:pPr>
         <w:shd w:val="clear" w:color="auto" w:fill="auto"/>
-        <w:spacing w:line="360" w:lineRule="auto"/>
+        <w:spacing w:line="300" w:lineRule="auto" w:before="0" w:after="0"/>
         <w:jc w:val="left"/>
         <w:rPr>
           <w:sz w:val="21"/>
@@ -3651,7 +3656,7 @@
     <w:p>
       <w:pPr>
         <w:shd w:val="clear" w:color="auto" w:fill="auto"/>
-        <w:spacing w:line="360" w:lineRule="auto"/>
+        <w:spacing w:line="300" w:lineRule="auto" w:before="0" w:after="0"/>
         <w:jc w:val="left"/>
         <w:rPr>
           <w:sz w:val="21"/>
@@ -3746,7 +3751,7 @@
     <w:p>
       <w:pPr>
         <w:shd w:val="clear" w:color="auto" w:fill="auto"/>
-        <w:spacing w:line="360" w:lineRule="auto"/>
+        <w:spacing w:line="300" w:lineRule="auto" w:before="0" w:after="0"/>
         <w:jc w:val="left"/>
         <w:rPr>
           <w:sz w:val="21"/>
@@ -3799,7 +3804,7 @@
     <w:p>
       <w:pPr>
         <w:shd w:val="clear" w:color="auto" w:fill="auto"/>
-        <w:spacing w:line="360" w:lineRule="auto"/>
+        <w:spacing w:line="300" w:lineRule="auto" w:before="0" w:after="0"/>
         <w:jc w:val="left"/>
         <w:rPr>
           <w:sz w:val="21"/>
@@ -3976,7 +3981,7 @@
     <w:p>
       <w:pPr>
         <w:shd w:val="clear" w:color="auto" w:fill="auto"/>
-        <w:spacing w:line="360" w:lineRule="auto"/>
+        <w:spacing w:line="300" w:lineRule="auto" w:before="0" w:after="0"/>
         <w:jc w:val="left"/>
         <w:rPr>
           <w:sz w:val="21"/>
@@ -3986,8 +3991,8 @@
         <w:rPr>
           <w:rFonts w:ascii="Times New Roman" w:eastAsia="Times New Roman" w:hAnsi="Times New Roman" w:cs="Times New Roman"/>
           <w:kern w:val="0"/>
-          <w:sz w:val="24"/>
-          <w:szCs w:val="24"/>
+          <w:sz w:val="21"/>
+          <w:szCs w:val="21"/>
         </w:rPr>
         <w:drawing>
           <wp:inline>
@@ -4030,7 +4035,7 @@
     <w:p>
       <w:pPr>
         <w:shd w:val="clear" w:color="auto" w:fill="auto"/>
-        <w:spacing w:line="360" w:lineRule="auto"/>
+        <w:spacing w:line="300" w:lineRule="auto" w:before="0" w:after="0"/>
         <w:jc w:val="left"/>
         <w:rPr>
           <w:sz w:val="21"/>
@@ -4276,7 +4281,7 @@
     <w:p>
       <w:pPr>
         <w:shd w:val="clear" w:color="auto" w:fill="auto"/>
-        <w:spacing w:line="360" w:lineRule="auto"/>
+        <w:spacing w:line="300" w:lineRule="auto" w:before="0" w:after="0"/>
         <w:jc w:val="left"/>
         <w:rPr>
           <w:sz w:val="21"/>
@@ -4442,7 +4447,7 @@
     <w:p>
       <w:pPr>
         <w:shd w:val="clear" w:color="auto" w:fill="auto"/>
-        <w:spacing w:line="360" w:lineRule="auto"/>
+        <w:spacing w:line="300" w:lineRule="auto" w:before="0" w:after="0"/>
         <w:jc w:val="left"/>
         <w:rPr>
           <w:sz w:val="21"/>
@@ -4568,7 +4573,7 @@
     <w:p>
       <w:pPr>
         <w:shd w:val="clear" w:color="auto" w:fill="auto"/>
-        <w:spacing w:line="360" w:lineRule="auto"/>
+        <w:spacing w:line="300" w:lineRule="auto" w:before="0" w:after="0"/>
         <w:jc w:val="left"/>
         <w:rPr>
           <w:sz w:val="21"/>
@@ -4640,7 +4645,7 @@
     <w:p>
       <w:pPr>
         <w:shd w:val="clear" w:color="auto" w:fill="auto"/>
-        <w:spacing w:line="360" w:lineRule="auto"/>
+        <w:spacing w:line="300" w:lineRule="auto" w:before="0" w:after="0"/>
         <w:jc w:val="left"/>
         <w:rPr>
           <w:sz w:val="21"/>
@@ -4693,7 +4698,7 @@
     <w:p>
       <w:pPr>
         <w:shd w:val="clear" w:color="auto" w:fill="auto"/>
-        <w:spacing w:line="360" w:lineRule="auto"/>
+        <w:spacing w:line="300" w:lineRule="auto" w:before="0" w:after="0"/>
         <w:jc w:val="left"/>
         <w:rPr>
           <w:sz w:val="21"/>
@@ -4858,7 +4863,7 @@
     <w:p>
       <w:pPr>
         <w:shd w:val="clear" w:color="auto" w:fill="auto"/>
-        <w:spacing w:line="360" w:lineRule="auto"/>
+        <w:spacing w:line="300" w:lineRule="auto" w:before="0" w:after="0"/>
         <w:jc w:val="left"/>
         <w:rPr>
           <w:sz w:val="21"/>
@@ -4901,7 +4906,7 @@
     <w:p>
       <w:pPr>
         <w:shd w:val="clear" w:color="auto" w:fill="auto"/>
-        <w:spacing w:line="360" w:lineRule="auto"/>
+        <w:spacing w:line="300" w:lineRule="auto" w:before="0" w:after="0"/>
         <w:jc w:val="left"/>
         <w:rPr>
           <w:sz w:val="21"/>
@@ -4917,7 +4922,7 @@
     <w:p>
       <w:pPr>
         <w:shd w:val="clear" w:color="auto" w:fill="auto"/>
-        <w:spacing w:line="360" w:lineRule="auto"/>
+        <w:spacing w:line="300" w:lineRule="auto" w:before="0" w:after="0"/>
         <w:jc w:val="left"/>
         <w:rPr>
           <w:sz w:val="21"/>
@@ -4933,7 +4938,7 @@
     <w:p>
       <w:pPr>
         <w:shd w:val="clear" w:color="auto" w:fill="auto"/>
-        <w:spacing w:line="360" w:lineRule="auto"/>
+        <w:spacing w:line="300" w:lineRule="auto" w:before="0" w:after="0"/>
         <w:jc w:val="left"/>
         <w:rPr>
           <w:sz w:val="21"/>
@@ -4949,8 +4954,8 @@
         <w:rPr>
           <w:rFonts w:ascii="Times New Roman" w:eastAsia="Times New Roman" w:hAnsi="Times New Roman" w:cs="Times New Roman"/>
           <w:kern w:val="0"/>
-          <w:sz w:val="24"/>
-          <w:szCs w:val="24"/>
+          <w:sz w:val="21"/>
+          <w:szCs w:val="21"/>
         </w:rPr>
         <w:drawing>
           <wp:inline>
@@ -4999,8 +5004,8 @@
         <w:rPr>
           <w:rFonts w:ascii="Times New Roman" w:eastAsia="Times New Roman" w:hAnsi="Times New Roman" w:cs="Times New Roman"/>
           <w:kern w:val="0"/>
-          <w:sz w:val="24"/>
-          <w:szCs w:val="24"/>
+          <w:sz w:val="21"/>
+          <w:szCs w:val="21"/>
         </w:rPr>
         <w:drawing>
           <wp:inline>
@@ -5049,8 +5054,8 @@
         <w:rPr>
           <w:rFonts w:ascii="Times New Roman" w:eastAsia="Times New Roman" w:hAnsi="Times New Roman" w:cs="Times New Roman"/>
           <w:kern w:val="0"/>
-          <w:sz w:val="24"/>
-          <w:szCs w:val="24"/>
+          <w:sz w:val="21"/>
+          <w:szCs w:val="21"/>
         </w:rPr>
         <w:drawing>
           <wp:inline>
@@ -5093,8 +5098,8 @@
         <w:rPr>
           <w:rFonts w:ascii="Times New Roman" w:eastAsia="Times New Roman" w:hAnsi="Times New Roman" w:cs="Times New Roman"/>
           <w:kern w:val="0"/>
-          <w:sz w:val="24"/>
-          <w:szCs w:val="24"/>
+          <w:sz w:val="21"/>
+          <w:szCs w:val="21"/>
         </w:rPr>
         <w:drawing>
           <wp:inline>
@@ -5143,7 +5148,7 @@
     <w:p>
       <w:pPr>
         <w:shd w:val="clear" w:color="auto" w:fill="auto"/>
-        <w:spacing w:line="360" w:lineRule="auto"/>
+        <w:spacing w:line="300" w:lineRule="auto" w:before="0" w:after="0"/>
         <w:jc w:val="left"/>
         <w:rPr>
           <w:sz w:val="21"/>
@@ -5159,8 +5164,8 @@
         <w:rPr>
           <w:rFonts w:ascii="Times New Roman" w:eastAsia="Times New Roman" w:hAnsi="Times New Roman" w:cs="Times New Roman"/>
           <w:kern w:val="0"/>
-          <w:sz w:val="24"/>
-          <w:szCs w:val="24"/>
+          <w:sz w:val="21"/>
+          <w:szCs w:val="21"/>
         </w:rPr>
         <w:drawing>
           <wp:inline>
@@ -5203,8 +5208,8 @@
         <w:rPr>
           <w:rFonts w:ascii="Times New Roman" w:eastAsia="Times New Roman" w:hAnsi="Times New Roman" w:cs="Times New Roman"/>
           <w:kern w:val="0"/>
-          <w:sz w:val="24"/>
-          <w:szCs w:val="24"/>
+          <w:sz w:val="21"/>
+          <w:szCs w:val="21"/>
         </w:rPr>
         <w:drawing>
           <wp:inline>
@@ -5247,8 +5252,8 @@
         <w:rPr>
           <w:rFonts w:ascii="Times New Roman" w:eastAsia="Times New Roman" w:hAnsi="Times New Roman" w:cs="Times New Roman"/>
           <w:kern w:val="0"/>
-          <w:sz w:val="24"/>
-          <w:szCs w:val="24"/>
+          <w:sz w:val="21"/>
+          <w:szCs w:val="21"/>
         </w:rPr>
         <w:drawing>
           <wp:inline>
@@ -5297,7 +5302,7 @@
     <w:p>
       <w:pPr>
         <w:shd w:val="clear" w:color="auto" w:fill="auto"/>
-        <w:spacing w:line="360" w:lineRule="auto"/>
+        <w:spacing w:line="300" w:lineRule="auto" w:before="0" w:after="0"/>
         <w:jc w:val="left"/>
         <w:rPr>
           <w:sz w:val="21"/>
@@ -5313,7 +5318,7 @@
     <w:p>
       <w:pPr>
         <w:shd w:val="clear" w:color="auto" w:fill="auto"/>
-        <w:spacing w:line="360" w:lineRule="auto"/>
+        <w:spacing w:line="300" w:lineRule="auto" w:before="0" w:after="0"/>
         <w:jc w:val="left"/>
         <w:rPr>
           <w:sz w:val="21"/>
@@ -5323,8 +5328,8 @@
         <w:rPr>
           <w:rFonts w:ascii="Times New Roman" w:eastAsia="Times New Roman" w:hAnsi="Times New Roman" w:cs="Times New Roman"/>
           <w:kern w:val="0"/>
-          <w:sz w:val="24"/>
-          <w:szCs w:val="24"/>
+          <w:sz w:val="21"/>
+          <w:szCs w:val="21"/>
         </w:rPr>
         <w:drawing>
           <wp:inline>
@@ -5367,8 +5372,8 @@
         <w:rPr>
           <w:rFonts w:ascii="Times New Roman" w:eastAsia="Times New Roman" w:hAnsi="Times New Roman" w:cs="Times New Roman"/>
           <w:kern w:val="0"/>
-          <w:sz w:val="24"/>
-          <w:szCs w:val="24"/>
+          <w:sz w:val="21"/>
+          <w:szCs w:val="21"/>
         </w:rPr>
         <w:drawing>
           <wp:inline>
@@ -5417,7 +5422,7 @@
     <w:p>
       <w:pPr>
         <w:shd w:val="clear" w:color="auto" w:fill="auto"/>
-        <w:spacing w:line="360" w:lineRule="auto"/>
+        <w:spacing w:line="300" w:lineRule="auto" w:before="0" w:after="0"/>
         <w:jc w:val="left"/>
         <w:rPr>
           <w:sz w:val="21"/>
@@ -5433,8 +5438,8 @@
         <w:rPr>
           <w:rFonts w:ascii="Times New Roman" w:eastAsia="Times New Roman" w:hAnsi="Times New Roman" w:cs="Times New Roman"/>
           <w:kern w:val="0"/>
-          <w:sz w:val="24"/>
-          <w:szCs w:val="24"/>
+          <w:sz w:val="21"/>
+          <w:szCs w:val="21"/>
         </w:rPr>
         <w:drawing>
           <wp:inline>
@@ -5483,8 +5488,8 @@
         <w:rPr>
           <w:rFonts w:ascii="Times New Roman" w:eastAsia="Times New Roman" w:hAnsi="Times New Roman" w:cs="Times New Roman"/>
           <w:kern w:val="0"/>
-          <w:sz w:val="24"/>
-          <w:szCs w:val="24"/>
+          <w:sz w:val="21"/>
+          <w:szCs w:val="21"/>
         </w:rPr>
         <w:drawing>
           <wp:inline>
@@ -5533,7 +5538,7 @@
     <w:p>
       <w:pPr>
         <w:shd w:val="clear" w:color="auto" w:fill="auto"/>
-        <w:spacing w:line="360" w:lineRule="auto"/>
+        <w:spacing w:line="300" w:lineRule="auto" w:before="0" w:after="0"/>
         <w:jc w:val="left"/>
         <w:rPr>
           <w:sz w:val="21"/>
@@ -5549,8 +5554,8 @@
         <w:rPr>
           <w:rFonts w:ascii="Times New Roman" w:eastAsia="Times New Roman" w:hAnsi="Times New Roman" w:cs="Times New Roman"/>
           <w:kern w:val="0"/>
-          <w:sz w:val="24"/>
-          <w:szCs w:val="24"/>
+          <w:sz w:val="21"/>
+          <w:szCs w:val="21"/>
         </w:rPr>
         <w:drawing>
           <wp:inline>
@@ -5599,8 +5604,8 @@
         <w:rPr>
           <w:rFonts w:ascii="Times New Roman" w:eastAsia="Times New Roman" w:hAnsi="Times New Roman" w:cs="Times New Roman"/>
           <w:kern w:val="0"/>
-          <w:sz w:val="24"/>
-          <w:szCs w:val="24"/>
+          <w:sz w:val="21"/>
+          <w:szCs w:val="21"/>
         </w:rPr>
         <w:drawing>
           <wp:inline>
@@ -5649,8 +5654,8 @@
         <w:rPr>
           <w:rFonts w:ascii="Times New Roman" w:eastAsia="Times New Roman" w:hAnsi="Times New Roman" w:cs="Times New Roman"/>
           <w:kern w:val="0"/>
-          <w:sz w:val="24"/>
-          <w:szCs w:val="24"/>
+          <w:sz w:val="21"/>
+          <w:szCs w:val="21"/>
         </w:rPr>
         <w:drawing>
           <wp:inline>
@@ -5693,7 +5698,7 @@
     <w:p>
       <w:pPr>
         <w:shd w:val="clear" w:color="auto" w:fill="auto"/>
-        <w:spacing w:line="360" w:lineRule="auto"/>
+        <w:spacing w:line="300" w:lineRule="auto" w:before="0" w:after="0"/>
         <w:jc w:val="left"/>
         <w:rPr>
           <w:sz w:val="21"/>
@@ -5709,7 +5714,7 @@
     <w:p>
       <w:pPr>
         <w:shd w:val="clear" w:color="auto" w:fill="auto"/>
-        <w:spacing w:line="360" w:lineRule="auto"/>
+        <w:spacing w:line="300" w:lineRule="auto" w:before="0" w:after="0"/>
         <w:jc w:val="left"/>
         <w:rPr>
           <w:sz w:val="21"/>
@@ -5754,14 +5759,14 @@
 </file>
 
 <file path=word/footer1.xml><?xml version="1.0" encoding="utf-8"?>
-<w:ftr xmlns:w="http://schemas.openxmlformats.org/wordprocessingml/2006/main" xmlns:r="http://schemas.openxmlformats.org/officeDocument/2006/relationships">
-  <w:p>
+<w:ftr xmlns:w="http://schemas.openxmlformats.org/wordprocessingml/2006/main">
+  <w:p xmlns:w="http://schemas.openxmlformats.org/wordprocessingml/2006/main">
     <w:pPr>
       <w:jc w:val="center"/>
     </w:pPr>
     <w:r>
       <w:rPr>
-        <w:rFonts w:ascii="Times New Roman" w:hAnsi="Times New Roman" w:eastAsia="宋体"/>
+        <w:rFonts w:ascii="Times New Roman" w:hAnsi="Times New Roman" w:eastAsia="宋体" w:cs="Times New Roman"/>
         <w:sz w:val="21"/>
         <w:szCs w:val="21"/>
       </w:rPr>
@@ -5769,47 +5774,107 @@
     </w:r>
     <w:r>
       <w:rPr>
-        <w:rFonts w:ascii="Times New Roman" w:hAnsi="Times New Roman" w:eastAsia="宋体"/>
+        <w:rFonts w:ascii="Times New Roman" w:hAnsi="Times New Roman" w:eastAsia="宋体" w:cs="Times New Roman"/>
         <w:sz w:val="21"/>
         <w:szCs w:val="21"/>
       </w:rPr>
-      <w:t xml:space="preserve">第</w:t>
+      <w:t>第</w:t>
     </w:r>
-    <w:fldSimple w:instr=" PAGE ">
-      <w:r>
-        <w:rPr>
-          <w:rFonts w:ascii="Times New Roman" w:hAnsi="Times New Roman" w:eastAsia="宋体"/>
-          <w:sz w:val="21"/>
-          <w:szCs w:val="21"/>
-        </w:rPr>
-        <w:t xml:space="preserve">1</w:t>
-      </w:r>
-    </w:fldSimple>
     <w:r>
       <w:rPr>
-        <w:rFonts w:ascii="Times New Roman" w:hAnsi="Times New Roman" w:eastAsia="宋体"/>
+        <w:rFonts w:ascii="Times New Roman" w:hAnsi="Times New Roman" w:eastAsia="宋体" w:cs="Times New Roman"/>
         <w:sz w:val="21"/>
         <w:szCs w:val="21"/>
       </w:rPr>
-      <w:t xml:space="preserve">页（共</w:t>
+      <w:fldChar w:fldCharType="begin"/>
     </w:r>
-    <w:fldSimple w:instr=" NUMPAGES ">
-      <w:r>
-        <w:rPr>
-          <w:rFonts w:ascii="Times New Roman" w:hAnsi="Times New Roman" w:eastAsia="宋体"/>
-          <w:sz w:val="21"/>
-          <w:szCs w:val="21"/>
-        </w:rPr>
-        <w:t xml:space="preserve">1</w:t>
-      </w:r>
-    </w:fldSimple>
     <w:r>
       <w:rPr>
-        <w:rFonts w:ascii="Times New Roman" w:hAnsi="Times New Roman" w:eastAsia="宋体"/>
+        <w:rFonts w:ascii="Times New Roman" w:hAnsi="Times New Roman" w:eastAsia="宋体" w:cs="Times New Roman"/>
         <w:sz w:val="21"/>
         <w:szCs w:val="21"/>
       </w:rPr>
-      <w:t xml:space="preserve">页）</w:t>
+      <w:instrText xml:space="preserve"> PAGE </w:instrText>
+    </w:r>
+    <w:r>
+      <w:rPr>
+        <w:rFonts w:ascii="Times New Roman" w:hAnsi="Times New Roman" w:eastAsia="宋体" w:cs="Times New Roman"/>
+        <w:sz w:val="21"/>
+        <w:szCs w:val="21"/>
+      </w:rPr>
+      <w:fldChar w:fldCharType="separate"/>
+    </w:r>
+    <w:r>
+      <w:rPr>
+        <w:rFonts w:ascii="Times New Roman" w:hAnsi="Times New Roman" w:eastAsia="宋体" w:cs="Times New Roman"/>
+        <w:sz w:val="21"/>
+        <w:szCs w:val="21"/>
+      </w:rPr>
+      <w:t>1</w:t>
+    </w:r>
+    <w:r>
+      <w:rPr>
+        <w:rFonts w:ascii="Times New Roman" w:hAnsi="Times New Roman" w:eastAsia="宋体" w:cs="Times New Roman"/>
+        <w:sz w:val="21"/>
+        <w:szCs w:val="21"/>
+      </w:rPr>
+      <w:fldChar w:fldCharType="end"/>
+    </w:r>
+    <w:r>
+      <w:rPr>
+        <w:rFonts w:ascii="Times New Roman" w:hAnsi="Times New Roman" w:eastAsia="宋体" w:cs="Times New Roman"/>
+        <w:sz w:val="21"/>
+        <w:szCs w:val="21"/>
+      </w:rPr>
+      <w:t>页（共</w:t>
+    </w:r>
+    <w:r>
+      <w:rPr>
+        <w:rFonts w:ascii="Times New Roman" w:hAnsi="Times New Roman" w:eastAsia="宋体" w:cs="Times New Roman"/>
+        <w:sz w:val="21"/>
+        <w:szCs w:val="21"/>
+      </w:rPr>
+      <w:fldChar w:fldCharType="begin"/>
+    </w:r>
+    <w:r>
+      <w:rPr>
+        <w:rFonts w:ascii="Times New Roman" w:hAnsi="Times New Roman" w:eastAsia="宋体" w:cs="Times New Roman"/>
+        <w:sz w:val="21"/>
+        <w:szCs w:val="21"/>
+      </w:rPr>
+      <w:instrText xml:space="preserve"> NUMPAGES </w:instrText>
+    </w:r>
+    <w:r>
+      <w:rPr>
+        <w:rFonts w:ascii="Times New Roman" w:hAnsi="Times New Roman" w:eastAsia="宋体" w:cs="Times New Roman"/>
+        <w:sz w:val="21"/>
+        <w:szCs w:val="21"/>
+      </w:rPr>
+      <w:fldChar w:fldCharType="separate"/>
+    </w:r>
+    <w:r>
+      <w:rPr>
+        <w:rFonts w:ascii="Times New Roman" w:hAnsi="Times New Roman" w:eastAsia="宋体" w:cs="Times New Roman"/>
+        <w:sz w:val="21"/>
+        <w:szCs w:val="21"/>
+      </w:rPr>
+      <w:t>2</w:t>
+    </w:r>
+    <w:r>
+      <w:rPr>
+        <w:rFonts w:ascii="Times New Roman" w:hAnsi="Times New Roman" w:eastAsia="宋体" w:cs="Times New Roman"/>
+        <w:sz w:val="21"/>
+        <w:szCs w:val="21"/>
+      </w:rPr>
+      <w:fldChar w:fldCharType="end"/>
+    </w:r>
+    <w:r>
+      <w:rPr>
+        <w:rFonts w:ascii="Times New Roman" w:hAnsi="Times New Roman" w:eastAsia="宋体" w:cs="Times New Roman"/>
+        <w:sz w:val="21"/>
+        <w:szCs w:val="21"/>
+      </w:rPr>
+      <w:t>页）</w:t>
     </w:r>
   </w:p>
 </w:ftr>
@@ -5839,14 +5904,16 @@
   <w:docDefaults>
     <w:rPrDefault>
       <w:rPr>
-        <w:rFonts w:ascii="Times New Roman" w:eastAsia="宋体" w:hAnsi="Times New Roman" w:cs="Times New Roman"/>
-        <w:kern w:val="2"/>
+        <w:rFonts w:ascii="Times New Roman" w:hAnsi="Times New Roman" w:eastAsia="宋体" w:cs="Times New Roman"/>
         <w:sz w:val="21"/>
-        <w:szCs w:val="22"/>
-        <w:lang w:val="en-US" w:eastAsia="zh-CN" w:bidi="ar-SA"/>
+        <w:szCs w:val="21"/>
       </w:rPr>
     </w:rPrDefault>
-    <w:pPrDefault/>
+    <w:pPrDefault>
+      <w:pPr>
+        <w:spacing w:before="0" w:after="0" w:line="300" w:lineRule="auto"/>
+      </w:pPr>
+    </w:pPrDefault>
   </w:docDefaults>
   <w:latentStyles w:defLockedState="0" w:defUIPriority="99" w:defSemiHidden="0" w:defUnhideWhenUsed="0" w:defQFormat="0" w:count="376">
     <w:lsdException w:name="Normal" w:uiPriority="0" w:qFormat="1"/>

--- a/高中数学/高中数学同步/人教B版必修4 第9章 解三角形·转投暂存（2题）.docx
+++ b/高中数学/高中数学同步/人教B版必修4 第9章 解三角形·转投暂存（2题）.docx
@@ -5762,7 +5762,7 @@
 <w:ftr xmlns:w="http://schemas.openxmlformats.org/wordprocessingml/2006/main">
   <w:p xmlns:w="http://schemas.openxmlformats.org/wordprocessingml/2006/main">
     <w:pPr>
-      <w:jc w:val="center"/>
+      <w:jc w:val="left"/>
     </w:pPr>
     <w:r>
       <w:rPr>
